--- a/WORD/Ejercicio 4 php.docx
+++ b/WORD/Ejercicio 4 php.docx
@@ -40,10 +40,7 @@
       </w:r>
       <w:proofErr w:type="spellEnd"/>
       <w:r>
-        <w:t>, muestre la tabla de multiplicar de un número $numero (del 1 al 10), mostrando cada línea com</w:t>
-      </w:r>
-      <w:r>
-        <w:t>o $numero x 1 = resultado, etc.</w:t>
+        <w:t>, muestre la tabla de multiplicar de un número $numero (del 1 al 10), mostrando cada línea como $numero x 1 = resultado, etc.</w:t>
       </w:r>
     </w:p>
     <w:p>
@@ -191,6 +188,10 @@
     <w:p/>
     <w:p>
       <w:r>
+        <w:rPr>
+          <w:noProof/>
+          <w:lang w:eastAsia="es-ES"/>
+        </w:rPr>
         <w:lastRenderedPageBreak/>
         <w:drawing>
           <wp:inline distT="0" distB="0" distL="0" distR="0" wp14:anchorId="4D747E0C" wp14:editId="0AF0BA92">
@@ -256,8 +257,175 @@
       </w:r>
     </w:p>
     <w:p>
-      <w:bookmarkStart w:id="0" w:name="_GoBack"/>
-      <w:bookmarkEnd w:id="0"/>
+      <w:proofErr w:type="gramStart"/>
+      <w:r>
+        <w:t>&lt;!DOCTYPE</w:t>
+      </w:r>
+      <w:proofErr w:type="gramEnd"/>
+      <w:r>
+        <w:t xml:space="preserve"> </w:t>
+      </w:r>
+      <w:proofErr w:type="spellStart"/>
+      <w:r>
+        <w:t>html</w:t>
+      </w:r>
+      <w:proofErr w:type="spellEnd"/>
+      <w:r>
+        <w:t>&gt;</w:t>
+      </w:r>
+    </w:p>
+    <w:p>
+      <w:r>
+        <w:t>&lt;</w:t>
+      </w:r>
+      <w:proofErr w:type="spellStart"/>
+      <w:r>
+        <w:t>html</w:t>
+      </w:r>
+      <w:proofErr w:type="spellEnd"/>
+      <w:r>
+        <w:t>&gt;</w:t>
+      </w:r>
+    </w:p>
+    <w:p>
+      <w:r>
+        <w:t>&lt;</w:t>
+      </w:r>
+      <w:proofErr w:type="spellStart"/>
+      <w:r>
+        <w:t>body</w:t>
+      </w:r>
+      <w:proofErr w:type="spellEnd"/>
+      <w:r>
+        <w:t>&gt;</w:t>
+      </w:r>
+    </w:p>
+    <w:p/>
+    <w:p>
+      <w:proofErr w:type="gramStart"/>
+      <w:r>
+        <w:t>&lt;?</w:t>
+      </w:r>
+      <w:proofErr w:type="spellStart"/>
+      <w:r>
+        <w:t>php</w:t>
+      </w:r>
+      <w:proofErr w:type="spellEnd"/>
+      <w:proofErr w:type="gramEnd"/>
+    </w:p>
+    <w:p>
+      <w:r>
+        <w:t>$suma = 0;</w:t>
+      </w:r>
+    </w:p>
+    <w:p>
+      <w:r>
+        <w:t xml:space="preserve">$i = 2; </w:t>
+      </w:r>
+    </w:p>
+    <w:p/>
+    <w:p>
+      <w:proofErr w:type="spellStart"/>
+      <w:r>
+        <w:t>while</w:t>
+      </w:r>
+      <w:proofErr w:type="spellEnd"/>
+      <w:r>
+        <w:t xml:space="preserve"> ($i &lt;= 50) {</w:t>
+      </w:r>
+    </w:p>
+    <w:p>
+      <w:r>
+        <w:t xml:space="preserve">    $suma += $i;</w:t>
+      </w:r>
+    </w:p>
+    <w:p>
+      <w:r>
+        <w:t xml:space="preserve">    $i += 2; </w:t>
+      </w:r>
+    </w:p>
+    <w:p>
+      <w:r>
+        <w:t>}</w:t>
+      </w:r>
+    </w:p>
+    <w:p/>
+    <w:p>
+      <w:r>
+        <w:t>echo "La suma de los números pares entre 1 y 50 es: ". $suma;</w:t>
+      </w:r>
+    </w:p>
+    <w:p>
+      <w:r>
+        <w:t xml:space="preserve">?&gt; </w:t>
+      </w:r>
+    </w:p>
+    <w:p/>
+    <w:p>
+      <w:r>
+        <w:t>&lt;/</w:t>
+      </w:r>
+      <w:proofErr w:type="spellStart"/>
+      <w:r>
+        <w:t>body</w:t>
+      </w:r>
+      <w:proofErr w:type="spellEnd"/>
+      <w:r>
+        <w:t>&gt;</w:t>
+      </w:r>
+    </w:p>
+    <w:p>
+      <w:r>
+        <w:t>&lt;/</w:t>
+      </w:r>
+      <w:proofErr w:type="spellStart"/>
+      <w:r>
+        <w:t>html</w:t>
+      </w:r>
+      <w:proofErr w:type="spellEnd"/>
+      <w:r>
+        <w:t>&gt;</w:t>
+      </w:r>
+    </w:p>
+    <w:p>
+      <w:r>
+        <w:lastRenderedPageBreak/>
+        <w:drawing>
+          <wp:inline distT="0" distB="0" distL="0" distR="0" wp14:anchorId="0EAD7941" wp14:editId="42A2E311">
+            <wp:extent cx="5400040" cy="2407285"/>
+            <wp:effectExtent l="0" t="0" r="0" b="0"/>
+            <wp:docPr id="2" name="Imagen 2"/>
+            <wp:cNvGraphicFramePr>
+              <a:graphicFrameLocks xmlns:a="http://schemas.openxmlformats.org/drawingml/2006/main" noChangeAspect="1"/>
+            </wp:cNvGraphicFramePr>
+            <a:graphic xmlns:a="http://schemas.openxmlformats.org/drawingml/2006/main">
+              <a:graphicData uri="http://schemas.openxmlformats.org/drawingml/2006/picture">
+                <pic:pic xmlns:pic="http://schemas.openxmlformats.org/drawingml/2006/picture">
+                  <pic:nvPicPr>
+                    <pic:cNvPr id="1" name=""/>
+                    <pic:cNvPicPr/>
+                  </pic:nvPicPr>
+                  <pic:blipFill>
+                    <a:blip r:embed="rId5"/>
+                    <a:stretch>
+                      <a:fillRect/>
+                    </a:stretch>
+                  </pic:blipFill>
+                  <pic:spPr>
+                    <a:xfrm>
+                      <a:off x="0" y="0"/>
+                      <a:ext cx="5400040" cy="2407285"/>
+                    </a:xfrm>
+                    <a:prstGeom prst="rect">
+                      <a:avLst/>
+                    </a:prstGeom>
+                  </pic:spPr>
+                </pic:pic>
+              </a:graphicData>
+            </a:graphic>
+          </wp:inline>
+        </w:drawing>
+      </w:r>
     </w:p>
     <w:p/>
     <w:p>
@@ -286,7 +454,186 @@
         <w:t xml:space="preserve"> para simular un contador regresivo desde 10 hasta 0, mostrando cada número.</w:t>
       </w:r>
     </w:p>
-    <w:p/>
+    <w:p>
+      <w:proofErr w:type="gramStart"/>
+      <w:r>
+        <w:t>&lt;!DOCTYPE</w:t>
+      </w:r>
+      <w:proofErr w:type="gramEnd"/>
+      <w:r>
+        <w:t xml:space="preserve"> </w:t>
+      </w:r>
+      <w:proofErr w:type="spellStart"/>
+      <w:r>
+        <w:t>html</w:t>
+      </w:r>
+      <w:proofErr w:type="spellEnd"/>
+      <w:r>
+        <w:t>&gt;</w:t>
+      </w:r>
+    </w:p>
+    <w:p>
+      <w:r>
+        <w:t>&lt;</w:t>
+      </w:r>
+      <w:proofErr w:type="spellStart"/>
+      <w:r>
+        <w:t>html</w:t>
+      </w:r>
+      <w:proofErr w:type="spellEnd"/>
+      <w:r>
+        <w:t>&gt;</w:t>
+      </w:r>
+    </w:p>
+    <w:p>
+      <w:r>
+        <w:t>&lt;</w:t>
+      </w:r>
+      <w:proofErr w:type="spellStart"/>
+      <w:r>
+        <w:t>body</w:t>
+      </w:r>
+      <w:proofErr w:type="spellEnd"/>
+      <w:r>
+        <w:t>&gt;</w:t>
+      </w:r>
+    </w:p>
+    <w:p/>
+    <w:p>
+      <w:proofErr w:type="gramStart"/>
+      <w:r>
+        <w:t>&lt;?</w:t>
+      </w:r>
+      <w:proofErr w:type="spellStart"/>
+      <w:r>
+        <w:t>php</w:t>
+      </w:r>
+      <w:proofErr w:type="spellEnd"/>
+      <w:proofErr w:type="gramEnd"/>
+    </w:p>
+    <w:p>
+      <w:r>
+        <w:t>$i = 10;</w:t>
+      </w:r>
+    </w:p>
+    <w:p/>
+    <w:p>
+      <w:r>
+        <w:t>do {</w:t>
+      </w:r>
+    </w:p>
+    <w:p>
+      <w:r>
+        <w:tab/>
+        <w:t>echo $</w:t>
+      </w:r>
+      <w:proofErr w:type="gramStart"/>
+      <w:r>
+        <w:t>i .</w:t>
+      </w:r>
+      <w:proofErr w:type="gramEnd"/>
+      <w:r>
+        <w:t xml:space="preserve"> "&lt;</w:t>
+      </w:r>
+      <w:proofErr w:type="spellStart"/>
+      <w:r>
+        <w:t>br</w:t>
+      </w:r>
+      <w:proofErr w:type="spellEnd"/>
+      <w:r>
+        <w:t>&gt;";</w:t>
+      </w:r>
+    </w:p>
+    <w:p>
+      <w:r>
+        <w:t xml:space="preserve">    $i--;</w:t>
+      </w:r>
+    </w:p>
+    <w:p>
+      <w:r>
+        <w:t xml:space="preserve">    } </w:t>
+      </w:r>
+      <w:proofErr w:type="spellStart"/>
+      <w:r>
+        <w:t>while</w:t>
+      </w:r>
+      <w:proofErr w:type="spellEnd"/>
+      <w:r>
+        <w:t xml:space="preserve"> ($i &gt;= 0);</w:t>
+      </w:r>
+    </w:p>
+    <w:p>
+      <w:r>
+        <w:t xml:space="preserve">?&gt; </w:t>
+      </w:r>
+    </w:p>
+    <w:p/>
+    <w:p>
+      <w:r>
+        <w:t>&lt;/</w:t>
+      </w:r>
+      <w:proofErr w:type="spellStart"/>
+      <w:r>
+        <w:t>body</w:t>
+      </w:r>
+      <w:proofErr w:type="spellEnd"/>
+      <w:r>
+        <w:t>&gt;</w:t>
+      </w:r>
+    </w:p>
+    <w:p>
+      <w:r>
+        <w:t>&lt;/</w:t>
+      </w:r>
+      <w:proofErr w:type="spellStart"/>
+      <w:r>
+        <w:t>html</w:t>
+      </w:r>
+      <w:proofErr w:type="spellEnd"/>
+      <w:r>
+        <w:t>&gt;</w:t>
+      </w:r>
+    </w:p>
+    <w:p>
+      <w:r>
+        <w:lastRenderedPageBreak/>
+        <w:drawing>
+          <wp:inline distT="0" distB="0" distL="0" distR="0" wp14:anchorId="2F255CEE" wp14:editId="6C2A104C">
+            <wp:extent cx="4877481" cy="2953162"/>
+            <wp:effectExtent l="0" t="0" r="0" b="0"/>
+            <wp:docPr id="3" name="Imagen 3"/>
+            <wp:cNvGraphicFramePr>
+              <a:graphicFrameLocks xmlns:a="http://schemas.openxmlformats.org/drawingml/2006/main" noChangeAspect="1"/>
+            </wp:cNvGraphicFramePr>
+            <a:graphic xmlns:a="http://schemas.openxmlformats.org/drawingml/2006/main">
+              <a:graphicData uri="http://schemas.openxmlformats.org/drawingml/2006/picture">
+                <pic:pic xmlns:pic="http://schemas.openxmlformats.org/drawingml/2006/picture">
+                  <pic:nvPicPr>
+                    <pic:cNvPr id="1" name=""/>
+                    <pic:cNvPicPr/>
+                  </pic:nvPicPr>
+                  <pic:blipFill>
+                    <a:blip r:embed="rId6"/>
+                    <a:stretch>
+                      <a:fillRect/>
+                    </a:stretch>
+                  </pic:blipFill>
+                  <pic:spPr>
+                    <a:xfrm>
+                      <a:off x="0" y="0"/>
+                      <a:ext cx="4877481" cy="2953162"/>
+                    </a:xfrm>
+                    <a:prstGeom prst="rect">
+                      <a:avLst/>
+                    </a:prstGeom>
+                  </pic:spPr>
+                </pic:pic>
+              </a:graphicData>
+            </a:graphic>
+          </wp:inline>
+        </w:drawing>
+      </w:r>
+    </w:p>
     <w:p/>
     <w:p>
       <w:r>
@@ -327,6 +674,264 @@
       <w:r>
         <w:t xml:space="preserve"> anidados, genera y muestra una tabla completa de multiplicar del 1 al 5 (formato tabla, filas y columnas).</w:t>
       </w:r>
+    </w:p>
+    <w:p>
+      <w:proofErr w:type="gramStart"/>
+      <w:r>
+        <w:t>&lt;!DOCTYPE</w:t>
+      </w:r>
+      <w:proofErr w:type="gramEnd"/>
+      <w:r>
+        <w:t xml:space="preserve"> </w:t>
+      </w:r>
+      <w:proofErr w:type="spellStart"/>
+      <w:r>
+        <w:t>html</w:t>
+      </w:r>
+      <w:proofErr w:type="spellEnd"/>
+      <w:r>
+        <w:t>&gt;</w:t>
+      </w:r>
+    </w:p>
+    <w:p>
+      <w:r>
+        <w:t>&lt;</w:t>
+      </w:r>
+      <w:proofErr w:type="spellStart"/>
+      <w:r>
+        <w:t>html</w:t>
+      </w:r>
+      <w:proofErr w:type="spellEnd"/>
+      <w:r>
+        <w:t>&gt;</w:t>
+      </w:r>
+    </w:p>
+    <w:p>
+      <w:r>
+        <w:t>&lt;</w:t>
+      </w:r>
+      <w:proofErr w:type="spellStart"/>
+      <w:r>
+        <w:t>body</w:t>
+      </w:r>
+      <w:proofErr w:type="spellEnd"/>
+      <w:r>
+        <w:t>&gt;</w:t>
+      </w:r>
+    </w:p>
+    <w:p/>
+    <w:p>
+      <w:proofErr w:type="gramStart"/>
+      <w:r>
+        <w:t>&lt;?</w:t>
+      </w:r>
+      <w:proofErr w:type="spellStart"/>
+      <w:r>
+        <w:t>php</w:t>
+      </w:r>
+      <w:proofErr w:type="spellEnd"/>
+      <w:proofErr w:type="gramEnd"/>
+    </w:p>
+    <w:p>
+      <w:r>
+        <w:t>echo "&lt;h1&gt;</w:t>
+      </w:r>
+      <w:proofErr w:type="spellStart"/>
+      <w:r>
+        <w:t>holaa</w:t>
+      </w:r>
+      <w:proofErr w:type="spellEnd"/>
+      <w:r>
+        <w:t>&lt;/h1&gt;</w:t>
+      </w:r>
+      <w:proofErr w:type="gramStart"/>
+      <w:r>
+        <w:t>" .</w:t>
+      </w:r>
+      <w:proofErr w:type="gramEnd"/>
+      <w:r>
+        <w:t xml:space="preserve"> "&lt;</w:t>
+      </w:r>
+      <w:proofErr w:type="spellStart"/>
+      <w:r>
+        <w:t>br</w:t>
+      </w:r>
+      <w:proofErr w:type="spellEnd"/>
+      <w:r>
+        <w:t>&gt;";</w:t>
+      </w:r>
+    </w:p>
+    <w:p>
+      <w:r>
+        <w:t>echo "&lt;</w:t>
+      </w:r>
+      <w:proofErr w:type="spellStart"/>
+      <w:r>
+        <w:t>table</w:t>
+      </w:r>
+      <w:proofErr w:type="spellEnd"/>
+      <w:r>
+        <w:t>&gt;";</w:t>
+      </w:r>
+    </w:p>
+    <w:p>
+      <w:r>
+        <w:t>$</w:t>
+      </w:r>
+      <w:proofErr w:type="spellStart"/>
+      <w:r>
+        <w:t>PrecioT</w:t>
+      </w:r>
+      <w:proofErr w:type="spellEnd"/>
+      <w:r>
+        <w:t>;</w:t>
+      </w:r>
+    </w:p>
+    <w:p>
+      <w:r>
+        <w:t>$</w:t>
+      </w:r>
+      <w:proofErr w:type="spellStart"/>
+      <w:r>
+        <w:t>ListaDePrecios</w:t>
+      </w:r>
+      <w:proofErr w:type="spellEnd"/>
+      <w:r>
+        <w:t xml:space="preserve"> = </w:t>
+      </w:r>
+      <w:proofErr w:type="spellStart"/>
+      <w:r>
+        <w:t>array</w:t>
+      </w:r>
+      <w:proofErr w:type="spellEnd"/>
+      <w:r>
+        <w:t xml:space="preserve"> </w:t>
+      </w:r>
+    </w:p>
+    <w:p>
+      <w:r>
+        <w:t xml:space="preserve"> </w:t>
+      </w:r>
+      <w:r>
+        <w:tab/>
+        <w:t>("12.5","8","25.3","4.99","15");</w:t>
+      </w:r>
+    </w:p>
+    <w:p>
+      <w:r>
+        <w:t xml:space="preserve">    </w:t>
+      </w:r>
+    </w:p>
+    <w:p>
+      <w:proofErr w:type="spellStart"/>
+      <w:r>
+        <w:t>foreach</w:t>
+      </w:r>
+      <w:proofErr w:type="spellEnd"/>
+      <w:r>
+        <w:t xml:space="preserve"> ($</w:t>
+      </w:r>
+      <w:proofErr w:type="spellStart"/>
+      <w:r>
+        <w:t>ListaDePrecios</w:t>
+      </w:r>
+      <w:proofErr w:type="spellEnd"/>
+      <w:r>
+        <w:t xml:space="preserve"> as $Lista) {</w:t>
+      </w:r>
+    </w:p>
+    <w:p/>
+    <w:p>
+      <w:r>
+        <w:tab/>
+        <w:t xml:space="preserve"> $</w:t>
+      </w:r>
+      <w:proofErr w:type="spellStart"/>
+      <w:r>
+        <w:t>PrecioT</w:t>
+      </w:r>
+      <w:proofErr w:type="spellEnd"/>
+      <w:r>
+        <w:t xml:space="preserve"> = $</w:t>
+      </w:r>
+      <w:proofErr w:type="spellStart"/>
+      <w:r>
+        <w:t>PrecioT</w:t>
+      </w:r>
+      <w:proofErr w:type="spellEnd"/>
+      <w:r>
+        <w:t xml:space="preserve"> + ($Lista * 1.21</w:t>
+      </w:r>
+      <w:proofErr w:type="gramStart"/>
+      <w:r>
+        <w:t>) .</w:t>
+      </w:r>
+      <w:proofErr w:type="gramEnd"/>
+      <w:r>
+        <w:t xml:space="preserve"> "&lt;</w:t>
+      </w:r>
+      <w:proofErr w:type="spellStart"/>
+      <w:r>
+        <w:t>br</w:t>
+      </w:r>
+      <w:proofErr w:type="spellEnd"/>
+      <w:r>
+        <w:t>&gt;";</w:t>
+      </w:r>
+    </w:p>
+    <w:p>
+      <w:r>
+        <w:t xml:space="preserve">    }</w:t>
+      </w:r>
+    </w:p>
+    <w:p>
+      <w:r>
+        <w:lastRenderedPageBreak/>
+        <w:t xml:space="preserve">    echo $</w:t>
+      </w:r>
+      <w:proofErr w:type="spellStart"/>
+      <w:r>
+        <w:t>PrecioT</w:t>
+      </w:r>
+      <w:proofErr w:type="spellEnd"/>
+      <w:r>
+        <w:t>;</w:t>
+      </w:r>
+    </w:p>
+    <w:p/>
+    <w:p>
+      <w:r>
+        <w:t xml:space="preserve">?&gt; </w:t>
+      </w:r>
+    </w:p>
+    <w:p/>
+    <w:p>
+      <w:r>
+        <w:t>&lt;/</w:t>
+      </w:r>
+      <w:proofErr w:type="spellStart"/>
+      <w:r>
+        <w:t>body</w:t>
+      </w:r>
+      <w:proofErr w:type="spellEnd"/>
+      <w:r>
+        <w:t>&gt;</w:t>
+      </w:r>
+    </w:p>
+    <w:p>
+      <w:r>
+        <w:t>&lt;/</w:t>
+      </w:r>
+      <w:proofErr w:type="spellStart"/>
+      <w:r>
+        <w:t>html</w:t>
+      </w:r>
+      <w:proofErr w:type="spellEnd"/>
+      <w:r>
+        <w:t>&gt;</w:t>
+      </w:r>
+      <w:bookmarkStart w:id="0" w:name="_GoBack"/>
+      <w:bookmarkEnd w:id="0"/>
     </w:p>
     <w:sectPr>
       <w:pgSz w:w="11906" w:h="16838"/>
